--- a/SERS_Sepsis_Spectral_Library/Bulk_Spectral_Marker_Explanation_NAM_LPS_LTA.docx
+++ b/SERS_Sepsis_Spectral_Library/Bulk_Spectral_Marker_Explanation_NAM_LPS_LTA.docx
@@ -32,29 +32,16 @@
         <w:t>SERS Sepsis project, bulk-powder Raman spectral library. Version 1.0, 27 October 2026. Prepared for the project lead and the funding company. Data: library v3.3 (NAM final, LPS established, LTA preliminary).</w:t>
       </w:r>
     </w:p>
-    <w:tbl>
-      <w:tblPr>
-        <w:tblStyle w:val="TableGrid"/>
-        <w:tblW w:type="auto" w:w="0"/>
-        <w:tblLook w:firstColumn="1" w:firstRow="1" w:lastColumn="0" w:lastRow="0" w:noHBand="0" w:noVBand="1" w:val="04A0"/>
-      </w:tblPr>
-      <w:tblGrid>
-        <w:gridCol w:w="10318"/>
-      </w:tblGrid>
-      <w:tr>
-        <w:tc>
-          <w:tcPr>
-            <w:tcW w:type="dxa" w:w="10318"/>
-            <w:shd w:val="clear" w:color="auto" w:fill="EAF2FB"/>
-          </w:tcPr>
-          <w:p>
-            <w:r>
-              <w:t>How to read this document. Every band listed was measured on neat powder on a glass slide (785 nm, B&amp;W Tek i-Raman Plus). Assignments are TENTATIVE: they say what a band is "consistent with", not what it proves. Where no checked literature source exists, the band is called "unassigned" rather than given an invented assignment. The 1308-1455 cm-1 zone is glass and is never used as an analyte marker. Laser power is in % of maximum (not mW). Items not recorded are stated as "Not recorded".</w:t>
-            </w:r>
-          </w:p>
-        </w:tc>
-      </w:tr>
-    </w:tbl>
+    <w:p>
+      <w:r>
+        <w:rPr>
+          <w:b w:val="0"/>
+          <w:i w:val="0"/>
+          <w:sz w:val="20"/>
+        </w:rPr>
+        <w:t>This document describes the Raman bands used as targets for NAM, LPS and LTA. All of them were measured on neat powder on a glass slide with the B&amp;W Tek i-Raman Plus at 785 nm. The assignments are tentative: they indicate what a band is consistent with and do not establish identity on their own. Bands for which no suitable literature source was found are left unassigned. The 1308-1455 cm-1 region comes from the glass slide and is left out of all correlations. Laser power is given as a percentage of the maximum.</w:t>
+      </w:r>
+    </w:p>
     <w:p/>
     <w:p>
       <w:pPr>
@@ -554,7 +541,7 @@
           <w:b w:val="0"/>
           <w:i w:val="0"/>
         </w:rPr>
-        <w:t>A band is chosen from the original spectra, never from a table in a paper. The reference spectrum is the mean of every spectrum that passed quality control (QC). Each band is then ranked with the rules below, which are the same for all three molecules.</w:t>
+        <w:t>Target bands are picked from the measured spectra themselves, not from literature tables. The reference spectrum is the mean of all spectra that passed quality control (QC), and each band in it is ranked with the criteria below. The same criteria are used for all three molecules.</w:t>
       </w:r>
     </w:p>
     <w:tbl>
@@ -802,7 +789,7 @@
           <w:b w:val="0"/>
           <w:i w:val="0"/>
         </w:rPr>
-        <w:t>Quality rules applied before any band is read: no saturation (65535 counts) in 400-1800 cm-1; ripple 50 counts or less; SNR of at least 10; glass-dominated spots excluded (glass-zone to 800-1000 area ratio above 8). Every excluded spectrum is logged with its reason in 07_QC_and_Exclusions/Excluded_and_Flagged_Spectra.csv.</w:t>
+        <w:t>Before any band is read, each spectrum must pass the QC checks: no saturation (65535 counts) in 400-1800 cm-1; ripple 50 counts or less; SNR of at least 10; glass-dominated spots excluded (glass-zone to 800-1000 area ratio above 8). Every excluded spectrum is logged with its reason in 07_QC_and_Exclusions/Excluded_and_Flagged_Spectra.csv.</w:t>
       </w:r>
     </w:p>
     <w:p>
@@ -2553,7 +2540,7 @@
           <w:b w:val="0"/>
           <w:i w:val="0"/>
         </w:rPr>
-        <w:t>Why the assignments are "Low" confidence: no peer-reviewed normal-Raman spectrum of pure NAM powder was found (search note, 23 Sep 2026). The assignments rest on general carbohydrate group-frequency regions (Wiercigroch 2017) and are therefore tentative. Bands in the 800-950 cm-1 region are consistent with C-O-C and C-C stretching of the sugar ring; 541 and 457 cm-1 are consistent with ring skeletal deformation. The bands at 1248.7, 1589.5, 583.8, 1058.9 and 1155 cm-1 are reproducible but unassigned.</w:t>
+        <w:t>The assignments carry low confidence because no peer-reviewed normal-Raman spectrum of pure NAM powder was found in the literature search (23 Sep 2026). They rest on general carbohydrate group-frequency regions (Wiercigroch 2017) and remain tentative. Bands in the 800-950 cm-1 region are consistent with C-O-C and C-C stretching of the sugar ring; 541 and 457 cm-1 are consistent with ring skeletal deformation. The bands at 1248.7, 1589.5, 583.8, 1058.9 and 1155 cm-1 are reproducible but unassigned.</w:t>
       </w:r>
     </w:p>
     <w:p>
@@ -3457,7 +3444,7 @@
           <w:b w:val="0"/>
           <w:i w:val="0"/>
         </w:rPr>
-        <w:t>Why 425 cm-1 is the primary marker: it is the strongest LPS band, present in 10 of 10 spectra (position 424.8 +/- 0.9 cm-1, SNR 38), absent from the glass blanks and from NAM, and also seen in the April 2026 data and in the 28 Sep screening data. It has no assignment in the checked literature, so it is used as an empirical fingerprint, not as a proven LPS vibration. Why 1080 cm-1 is the second primary marker: detected in 10 of 10 spectra (1080.5 +/- 1.1 cm-1, SNR 15). It is broad, and about 14 % of its height overlaps the glass Si-O feature near 1091 cm-1, which is why it ranks below 425.</w:t>
+        <w:t>The 425 cm-1 band is the primary marker because it is the strongest LPS band, present in 10 of 10 spectra (position 424.8 +/- 0.9 cm-1, SNR 38), absent from the glass blanks and from NAM, and also seen in the April 2026 data and in the 28 Sep screening data. It has no assignment in the checked literature, so it is used as an empirical fingerprint, not as a proven LPS vibration. The 1080 cm-1 band is the second primary marker; it is detected in 10 of 10 spectra (1080.5 +/- 1.1 cm-1, SNR 15). It is broad, and about 14 % of its height overlaps the glass Si-O feature near 1091 cm-1, which is why it ranks below 425.</w:t>
       </w:r>
     </w:p>
     <w:p>
@@ -4492,7 +4479,7 @@
           <w:b w:val="0"/>
           <w:i w:val="0"/>
         </w:rPr>
-        <w:t>Why confidence is "Low" or "Moderate": no peer-reviewed Raman spectrum of isolated LTA powder was found; the PO2- assignment rests on group-frequency compilations (Movasaghi 2007, Czamara 2015) and an FTIR study of the related wall teichoic acid (Grunert 2018). The 1367 cm-1 feature lies in the glass zone, was detected in only 1 of 4 spectra, and is a glass-associated band, never an LTA marker.</w:t>
+        <w:t>Confidence is low or moderate because no peer-reviewed Raman spectrum of isolated LTA powder was found; the PO2- assignment rests on group-frequency compilations (Movasaghi 2007, Czamara 2015) and an FTIR study of the related wall teichoic acid (Grunert 2018). The 1367 cm-1 feature lies in the glass zone, was detected in only 1 of 4 spectra, and is a glass-associated band, never an LTA marker.</w:t>
       </w:r>
     </w:p>
     <w:p>
@@ -4797,7 +4784,7 @@
         <w:pStyle w:val="Heading1"/>
       </w:pPr>
       <w:r>
-        <w:t>6. Limitations and honest wording</w:t>
+        <w:t>6. Limitations</w:t>
       </w:r>
     </w:p>
     <w:p>
@@ -4805,7 +4792,7 @@
         <w:pStyle w:val="ListBullet"/>
       </w:pPr>
       <w:r>
-        <w:t>All assignments are tentative and use "consistent with" or "suggests". None proves identity.</w:t>
+        <w:t>All assignments are tentative and describe what a band is consistent with; none of them establishes identity on its own.</w:t>
       </w:r>
     </w:p>
     <w:p>
@@ -4853,7 +4840,7 @@
         <w:pStyle w:val="Heading1"/>
       </w:pPr>
       <w:r>
-        <w:t>7. References (checked sources only)</w:t>
+        <w:t>7. References</w:t>
       </w:r>
     </w:p>
     <w:p>
@@ -4973,7 +4960,7 @@
           <w:i w:val="0"/>
           <w:sz w:val="16"/>
         </w:rPr>
-        <w:t>LPS source LPS-3 (Verde et al., Front. Immunol. 2021, 12, 758410, doi 10.3389/fimmu.2021.758410) is also used. DOIs marked "not verified" in the LPS source list (LPS-4, LPS-5, LPS-6, LPS-8, LPS-9, GEN-2, GEN-3, GEN-5, GEN-7) are not cited here as support. Search note: no peer-reviewed normal-Raman spectrum of pure NAM or isolated LTA powder was located.</w:t>
+        <w:t>LPS source LPS-3 (Verde et al., Front. Immunol. 2021, 12, 758410, doi 10.3389/fimmu.2021.758410) is also used. Sources in the LPS list whose DOI could not be verified (LPS-4, LPS-5, LPS-6, LPS-8, LPS-9, GEN-2, GEN-3, GEN-5, GEN-7) are not used as support. The literature search did not find a peer-reviewed normal-Raman spectrum of pure NAM or of isolated LTA powder.</w:t>
       </w:r>
     </w:p>
     <w:sectPr>
